--- a/UNIVERSIDADE ANHANGUERA.docx
+++ b/UNIVERSIDADE ANHANGUERA.docx
@@ -366,52 +366,27 @@
           <w:lang w:eastAsia="pt-BR"/>
         </w:rPr>
       </w:pPr>
-    </w:p>
-    <w:p>
-      <w:pPr>
-        <w:spacing w:before="100" w:beforeAutospacing="1" w:after="100" w:afterAutospacing="1" w:line="240" w:lineRule="auto"/>
-        <w:rPr>
-          <w:rFonts w:ascii="Arial" w:eastAsia="Times New Roman" w:hAnsi="Arial" w:cs="Arial"/>
-          <w:sz w:val="24"/>
-          <w:szCs w:val="24"/>
-          <w:lang w:eastAsia="pt-BR"/>
-        </w:rPr>
-      </w:pPr>
-    </w:p>
-    <w:p>
-      <w:pPr>
-        <w:spacing w:before="100" w:beforeAutospacing="1" w:after="100" w:afterAutospacing="1" w:line="240" w:lineRule="auto"/>
-        <w:rPr>
-          <w:rFonts w:ascii="Arial" w:eastAsia="Times New Roman" w:hAnsi="Arial" w:cs="Arial"/>
-          <w:sz w:val="24"/>
-          <w:szCs w:val="24"/>
-          <w:lang w:eastAsia="pt-BR"/>
-        </w:rPr>
-      </w:pPr>
-    </w:p>
-    <w:p>
-      <w:pPr>
-        <w:spacing w:before="100" w:beforeAutospacing="1" w:after="100" w:afterAutospacing="1" w:line="240" w:lineRule="auto"/>
-        <w:rPr>
-          <w:rFonts w:ascii="Arial" w:eastAsia="Times New Roman" w:hAnsi="Arial" w:cs="Arial"/>
-          <w:sz w:val="24"/>
-          <w:szCs w:val="24"/>
-          <w:lang w:eastAsia="pt-BR"/>
-        </w:rPr>
-      </w:pPr>
-    </w:p>
-    <w:p>
-      <w:pPr>
-        <w:spacing w:before="100" w:beforeAutospacing="1" w:after="100" w:afterAutospacing="1" w:line="240" w:lineRule="auto"/>
-        <w:jc w:val="center"/>
-        <w:outlineLvl w:val="0"/>
-        <w:rPr>
-          <w:rFonts w:ascii="Arial" w:eastAsia="Times New Roman" w:hAnsi="Arial" w:cs="Arial"/>
-          <w:b/>
-          <w:bCs/>
-          <w:kern w:val="36"/>
-          <w:sz w:val="44"/>
-          <w:szCs w:val="48"/>
+      <w:bookmarkStart w:id="0" w:name="_GoBack"/>
+      <w:bookmarkEnd w:id="0"/>
+    </w:p>
+    <w:p>
+      <w:pPr>
+        <w:spacing w:before="100" w:beforeAutospacing="1" w:after="100" w:afterAutospacing="1" w:line="240" w:lineRule="auto"/>
+        <w:rPr>
+          <w:rFonts w:ascii="Arial" w:eastAsia="Times New Roman" w:hAnsi="Arial" w:cs="Arial"/>
+          <w:sz w:val="24"/>
+          <w:szCs w:val="24"/>
+          <w:lang w:eastAsia="pt-BR"/>
+        </w:rPr>
+      </w:pPr>
+    </w:p>
+    <w:p>
+      <w:pPr>
+        <w:spacing w:before="100" w:beforeAutospacing="1" w:after="100" w:afterAutospacing="1" w:line="240" w:lineRule="auto"/>
+        <w:rPr>
+          <w:rFonts w:ascii="Arial" w:eastAsia="Times New Roman" w:hAnsi="Arial" w:cs="Arial"/>
+          <w:sz w:val="24"/>
+          <w:szCs w:val="24"/>
           <w:lang w:eastAsia="pt-BR"/>
         </w:rPr>
       </w:pPr>
@@ -439,14 +414,142 @@
           <w:szCs w:val="36"/>
           <w:lang w:eastAsia="pt-BR"/>
         </w:rPr>
-        <w:t>ARQUITETURA E IMPLEMENTAÇÃO DO CONVERSOR PYTHON PARA SISTEMAS NUMÉRICOS (BINÁRIO E HEXADECIMAL)</w:t>
-      </w:r>
-    </w:p>
-    <w:p>
-      <w:pPr>
-        <w:spacing w:before="100" w:beforeAutospacing="1" w:after="100" w:afterAutospacing="1" w:line="240" w:lineRule="auto"/>
-        <w:ind w:left="5103"/>
+        <w:t>GABRIEL OLIVEIRA RODRIGUES</w:t>
+      </w:r>
+    </w:p>
+    <w:p>
+      <w:pPr>
+        <w:spacing w:before="100" w:beforeAutospacing="1" w:after="100" w:afterAutospacing="1" w:line="240" w:lineRule="auto"/>
         <w:jc w:val="center"/>
+        <w:outlineLvl w:val="1"/>
+        <w:rPr>
+          <w:rFonts w:ascii="Arial" w:eastAsia="Times New Roman" w:hAnsi="Arial" w:cs="Arial"/>
+          <w:b/>
+          <w:bCs/>
+          <w:sz w:val="32"/>
+          <w:szCs w:val="36"/>
+          <w:lang w:eastAsia="pt-BR"/>
+        </w:rPr>
+      </w:pPr>
+      <w:r>
+        <w:rPr>
+          <w:rFonts w:ascii="Arial" w:eastAsia="Times New Roman" w:hAnsi="Arial" w:cs="Arial"/>
+          <w:b/>
+          <w:bCs/>
+          <w:sz w:val="32"/>
+          <w:szCs w:val="36"/>
+          <w:lang w:eastAsia="pt-BR"/>
+        </w:rPr>
+        <w:t>GISELLE ALMEIDA</w:t>
+      </w:r>
+    </w:p>
+    <w:p>
+      <w:pPr>
+        <w:spacing w:before="100" w:beforeAutospacing="1" w:after="100" w:afterAutospacing="1" w:line="240" w:lineRule="auto"/>
+        <w:jc w:val="center"/>
+        <w:outlineLvl w:val="1"/>
+        <w:rPr>
+          <w:rFonts w:ascii="Arial" w:eastAsia="Times New Roman" w:hAnsi="Arial" w:cs="Arial"/>
+          <w:b/>
+          <w:bCs/>
+          <w:sz w:val="32"/>
+          <w:szCs w:val="36"/>
+          <w:lang w:eastAsia="pt-BR"/>
+        </w:rPr>
+      </w:pPr>
+      <w:r>
+        <w:rPr>
+          <w:rFonts w:ascii="Arial" w:eastAsia="Times New Roman" w:hAnsi="Arial" w:cs="Arial"/>
+          <w:b/>
+          <w:bCs/>
+          <w:sz w:val="32"/>
+          <w:szCs w:val="36"/>
+          <w:lang w:eastAsia="pt-BR"/>
+        </w:rPr>
+        <w:t>GUILHERME MACEDO</w:t>
+      </w:r>
+    </w:p>
+    <w:p>
+      <w:pPr>
+        <w:spacing w:before="100" w:beforeAutospacing="1" w:after="100" w:afterAutospacing="1" w:line="240" w:lineRule="auto"/>
+        <w:jc w:val="center"/>
+        <w:outlineLvl w:val="1"/>
+        <w:rPr>
+          <w:rFonts w:ascii="Arial" w:eastAsia="Times New Roman" w:hAnsi="Arial" w:cs="Arial"/>
+          <w:b/>
+          <w:bCs/>
+          <w:sz w:val="32"/>
+          <w:szCs w:val="36"/>
+          <w:lang w:eastAsia="pt-BR"/>
+        </w:rPr>
+      </w:pPr>
+      <w:r>
+        <w:rPr>
+          <w:rFonts w:ascii="Arial" w:eastAsia="Times New Roman" w:hAnsi="Arial" w:cs="Arial"/>
+          <w:b/>
+          <w:bCs/>
+          <w:sz w:val="32"/>
+          <w:szCs w:val="36"/>
+          <w:lang w:eastAsia="pt-BR"/>
+        </w:rPr>
+        <w:t>HADASSA MENDONÇA</w:t>
+      </w:r>
+    </w:p>
+    <w:p>
+      <w:pPr>
+        <w:spacing w:before="100" w:beforeAutospacing="1" w:after="100" w:afterAutospacing="1" w:line="240" w:lineRule="auto"/>
+        <w:jc w:val="center"/>
+        <w:outlineLvl w:val="1"/>
+        <w:rPr>
+          <w:rFonts w:ascii="Arial" w:eastAsia="Times New Roman" w:hAnsi="Arial" w:cs="Arial"/>
+          <w:b/>
+          <w:bCs/>
+          <w:sz w:val="32"/>
+          <w:szCs w:val="36"/>
+          <w:lang w:eastAsia="pt-BR"/>
+        </w:rPr>
+      </w:pPr>
+      <w:r>
+        <w:rPr>
+          <w:rFonts w:ascii="Arial" w:eastAsia="Times New Roman" w:hAnsi="Arial" w:cs="Arial"/>
+          <w:b/>
+          <w:bCs/>
+          <w:sz w:val="32"/>
+          <w:szCs w:val="36"/>
+          <w:lang w:eastAsia="pt-BR"/>
+        </w:rPr>
+        <w:t>NATHAN BERGAMINI</w:t>
+      </w:r>
+    </w:p>
+    <w:p>
+      <w:pPr>
+        <w:spacing w:before="100" w:beforeAutospacing="1" w:after="100" w:afterAutospacing="1" w:line="240" w:lineRule="auto"/>
+        <w:jc w:val="center"/>
+        <w:outlineLvl w:val="1"/>
+        <w:rPr>
+          <w:rFonts w:ascii="Arial" w:eastAsia="Times New Roman" w:hAnsi="Arial" w:cs="Arial"/>
+          <w:b/>
+          <w:bCs/>
+          <w:sz w:val="32"/>
+          <w:szCs w:val="36"/>
+          <w:lang w:eastAsia="pt-BR"/>
+        </w:rPr>
+      </w:pPr>
+      <w:r>
+        <w:rPr>
+          <w:rFonts w:ascii="Arial" w:eastAsia="Times New Roman" w:hAnsi="Arial" w:cs="Arial"/>
+          <w:b/>
+          <w:bCs/>
+          <w:sz w:val="32"/>
+          <w:szCs w:val="36"/>
+          <w:lang w:eastAsia="pt-BR"/>
+        </w:rPr>
+        <w:t>RAFAEL ABDALA BANTEL</w:t>
+      </w:r>
+    </w:p>
+    <w:p>
+      <w:pPr>
+        <w:spacing w:before="100" w:beforeAutospacing="1" w:after="100" w:afterAutospacing="1" w:line="240" w:lineRule="auto"/>
         <w:rPr>
           <w:rFonts w:ascii="Arial" w:eastAsia="Times New Roman" w:hAnsi="Arial" w:cs="Arial"/>
           <w:sz w:val="24"/>
@@ -480,45 +583,6 @@
           <w:lang w:eastAsia="pt-BR"/>
         </w:rPr>
       </w:pPr>
-    </w:p>
-    <w:p>
-      <w:pPr>
-        <w:spacing w:before="100" w:beforeAutospacing="1" w:after="100" w:afterAutospacing="1" w:line="240" w:lineRule="auto"/>
-        <w:ind w:left="5103"/>
-        <w:jc w:val="right"/>
-        <w:rPr>
-          <w:rFonts w:ascii="Arial" w:eastAsia="Times New Roman" w:hAnsi="Arial" w:cs="Arial"/>
-          <w:sz w:val="24"/>
-          <w:szCs w:val="24"/>
-          <w:lang w:eastAsia="pt-BR"/>
-        </w:rPr>
-      </w:pPr>
-    </w:p>
-    <w:p>
-      <w:pPr>
-        <w:spacing w:before="100" w:beforeAutospacing="1" w:after="100" w:afterAutospacing="1" w:line="240" w:lineRule="auto"/>
-        <w:ind w:left="5103"/>
-        <w:jc w:val="right"/>
-        <w:rPr>
-          <w:rFonts w:ascii="Arial" w:eastAsia="Times New Roman" w:hAnsi="Arial" w:cs="Arial"/>
-          <w:sz w:val="24"/>
-          <w:szCs w:val="24"/>
-          <w:lang w:eastAsia="pt-BR"/>
-        </w:rPr>
-      </w:pPr>
-    </w:p>
-    <w:p>
-      <w:pPr>
-        <w:spacing w:before="100" w:beforeAutospacing="1" w:after="100" w:afterAutospacing="1" w:line="240" w:lineRule="auto"/>
-        <w:ind w:left="5103"/>
-        <w:jc w:val="right"/>
-        <w:rPr>
-          <w:rFonts w:ascii="Arial" w:eastAsia="Times New Roman" w:hAnsi="Arial" w:cs="Arial"/>
-          <w:sz w:val="24"/>
-          <w:szCs w:val="24"/>
-          <w:lang w:eastAsia="pt-BR"/>
-        </w:rPr>
-      </w:pPr>
       <w:r>
         <w:rPr>
           <w:rFonts w:ascii="Arial" w:eastAsia="Times New Roman" w:hAnsi="Arial" w:cs="Arial"/>
@@ -550,8 +614,6 @@
           <w:lang w:eastAsia="pt-BR"/>
         </w:rPr>
       </w:pPr>
-      <w:bookmarkStart w:id="0" w:name="_GoBack"/>
-      <w:bookmarkEnd w:id="0"/>
     </w:p>
     <w:p>
       <w:pPr>
@@ -617,7 +679,6 @@
           <w:szCs w:val="24"/>
           <w:lang w:eastAsia="pt-BR"/>
         </w:rPr>
-        <w:lastRenderedPageBreak/>
         <w:pict>
           <v:rect id="_x0000_i1077" style="width:0;height:1.5pt" o:hralign="center" o:hrstd="t" o:hr="t" fillcolor="#a0a0a0" stroked="f"/>
         </w:pict>
@@ -647,6 +708,7 @@
           <w:szCs w:val="48"/>
           <w:lang w:eastAsia="pt-BR"/>
         </w:rPr>
+        <w:lastRenderedPageBreak/>
         <w:t>RESUMO</w:t>
       </w:r>
     </w:p>
@@ -947,6 +1009,7 @@
           <w:szCs w:val="48"/>
           <w:lang w:eastAsia="pt-BR"/>
         </w:rPr>
+        <w:lastRenderedPageBreak/>
         <w:t>SUMÁRIO</w:t>
       </w:r>
     </w:p>
@@ -1653,141 +1716,6 @@
           <w:lang w:eastAsia="pt-BR"/>
         </w:rPr>
       </w:pPr>
-    </w:p>
-    <w:p>
-      <w:pPr>
-        <w:spacing w:before="100" w:beforeAutospacing="1" w:after="100" w:afterAutospacing="1" w:line="240" w:lineRule="auto"/>
-        <w:outlineLvl w:val="0"/>
-        <w:rPr>
-          <w:rFonts w:ascii="Arial" w:eastAsia="Times New Roman" w:hAnsi="Arial" w:cs="Arial"/>
-          <w:b/>
-          <w:bCs/>
-          <w:kern w:val="36"/>
-          <w:sz w:val="48"/>
-          <w:szCs w:val="48"/>
-          <w:lang w:eastAsia="pt-BR"/>
-        </w:rPr>
-      </w:pPr>
-    </w:p>
-    <w:p>
-      <w:pPr>
-        <w:spacing w:before="100" w:beforeAutospacing="1" w:after="100" w:afterAutospacing="1" w:line="240" w:lineRule="auto"/>
-        <w:outlineLvl w:val="0"/>
-        <w:rPr>
-          <w:rFonts w:ascii="Arial" w:eastAsia="Times New Roman" w:hAnsi="Arial" w:cs="Arial"/>
-          <w:b/>
-          <w:bCs/>
-          <w:kern w:val="36"/>
-          <w:sz w:val="48"/>
-          <w:szCs w:val="48"/>
-          <w:lang w:eastAsia="pt-BR"/>
-        </w:rPr>
-      </w:pPr>
-    </w:p>
-    <w:p>
-      <w:pPr>
-        <w:spacing w:before="100" w:beforeAutospacing="1" w:after="100" w:afterAutospacing="1" w:line="240" w:lineRule="auto"/>
-        <w:outlineLvl w:val="0"/>
-        <w:rPr>
-          <w:rFonts w:ascii="Arial" w:eastAsia="Times New Roman" w:hAnsi="Arial" w:cs="Arial"/>
-          <w:b/>
-          <w:bCs/>
-          <w:kern w:val="36"/>
-          <w:sz w:val="48"/>
-          <w:szCs w:val="48"/>
-          <w:lang w:eastAsia="pt-BR"/>
-        </w:rPr>
-      </w:pPr>
-    </w:p>
-    <w:p>
-      <w:pPr>
-        <w:spacing w:before="100" w:beforeAutospacing="1" w:after="100" w:afterAutospacing="1" w:line="240" w:lineRule="auto"/>
-        <w:outlineLvl w:val="0"/>
-        <w:rPr>
-          <w:rFonts w:ascii="Arial" w:eastAsia="Times New Roman" w:hAnsi="Arial" w:cs="Arial"/>
-          <w:b/>
-          <w:bCs/>
-          <w:kern w:val="36"/>
-          <w:sz w:val="48"/>
-          <w:szCs w:val="48"/>
-          <w:lang w:eastAsia="pt-BR"/>
-        </w:rPr>
-      </w:pPr>
-    </w:p>
-    <w:p>
-      <w:pPr>
-        <w:spacing w:before="100" w:beforeAutospacing="1" w:after="100" w:afterAutospacing="1" w:line="240" w:lineRule="auto"/>
-        <w:outlineLvl w:val="0"/>
-        <w:rPr>
-          <w:rFonts w:ascii="Arial" w:eastAsia="Times New Roman" w:hAnsi="Arial" w:cs="Arial"/>
-          <w:b/>
-          <w:bCs/>
-          <w:kern w:val="36"/>
-          <w:sz w:val="48"/>
-          <w:szCs w:val="48"/>
-          <w:lang w:eastAsia="pt-BR"/>
-        </w:rPr>
-      </w:pPr>
-    </w:p>
-    <w:p>
-      <w:pPr>
-        <w:spacing w:before="100" w:beforeAutospacing="1" w:after="100" w:afterAutospacing="1" w:line="240" w:lineRule="auto"/>
-        <w:outlineLvl w:val="0"/>
-        <w:rPr>
-          <w:rFonts w:ascii="Arial" w:eastAsia="Times New Roman" w:hAnsi="Arial" w:cs="Arial"/>
-          <w:b/>
-          <w:bCs/>
-          <w:kern w:val="36"/>
-          <w:sz w:val="48"/>
-          <w:szCs w:val="48"/>
-          <w:lang w:eastAsia="pt-BR"/>
-        </w:rPr>
-      </w:pPr>
-    </w:p>
-    <w:p>
-      <w:pPr>
-        <w:spacing w:before="100" w:beforeAutospacing="1" w:after="100" w:afterAutospacing="1" w:line="240" w:lineRule="auto"/>
-        <w:outlineLvl w:val="0"/>
-        <w:rPr>
-          <w:rFonts w:ascii="Arial" w:eastAsia="Times New Roman" w:hAnsi="Arial" w:cs="Arial"/>
-          <w:b/>
-          <w:bCs/>
-          <w:kern w:val="36"/>
-          <w:sz w:val="48"/>
-          <w:szCs w:val="48"/>
-          <w:lang w:eastAsia="pt-BR"/>
-        </w:rPr>
-      </w:pPr>
-    </w:p>
-    <w:p>
-      <w:pPr>
-        <w:spacing w:before="100" w:beforeAutospacing="1" w:after="100" w:afterAutospacing="1" w:line="240" w:lineRule="auto"/>
-        <w:outlineLvl w:val="0"/>
-        <w:rPr>
-          <w:rFonts w:ascii="Arial" w:eastAsia="Times New Roman" w:hAnsi="Arial" w:cs="Arial"/>
-          <w:b/>
-          <w:bCs/>
-          <w:kern w:val="36"/>
-          <w:sz w:val="48"/>
-          <w:szCs w:val="48"/>
-          <w:lang w:eastAsia="pt-BR"/>
-        </w:rPr>
-      </w:pPr>
-    </w:p>
-    <w:p>
-      <w:pPr>
-        <w:spacing w:before="100" w:beforeAutospacing="1" w:after="100" w:afterAutospacing="1" w:line="240" w:lineRule="auto"/>
-        <w:outlineLvl w:val="0"/>
-        <w:rPr>
-          <w:rFonts w:ascii="Arial" w:eastAsia="Times New Roman" w:hAnsi="Arial" w:cs="Arial"/>
-          <w:b/>
-          <w:bCs/>
-          <w:kern w:val="36"/>
-          <w:sz w:val="48"/>
-          <w:szCs w:val="48"/>
-          <w:lang w:eastAsia="pt-BR"/>
-        </w:rPr>
-      </w:pPr>
       <w:r>
         <w:rPr>
           <w:rFonts w:ascii="Arial" w:eastAsia="Times New Roman" w:hAnsi="Arial" w:cs="Arial"/>
@@ -1843,6 +1771,7 @@
           <w:szCs w:val="24"/>
           <w:lang w:eastAsia="pt-BR"/>
         </w:rPr>
+        <w:lastRenderedPageBreak/>
         <w:t>Um sistema de numeração posicional atribui valor aos algarismos conforme sua posição e a base adotada.</w:t>
       </w:r>
     </w:p>
@@ -2127,7 +2056,6 @@
           <w:szCs w:val="24"/>
           <w:lang w:eastAsia="pt-BR"/>
         </w:rPr>
-        <w:lastRenderedPageBreak/>
         <w:t>No padrão UTF-8, caracteres da faixa ASCII ocupam exatamente um byte, permitindo mapeamento direto para representações binárias e hexadecimais.</w:t>
       </w:r>
     </w:p>
@@ -3755,6 +3683,171 @@
           <w:lang w:eastAsia="pt-BR"/>
         </w:rPr>
       </w:pPr>
+    </w:p>
+    <w:p>
+      <w:pPr>
+        <w:spacing w:before="100" w:beforeAutospacing="1" w:after="100" w:afterAutospacing="1" w:line="240" w:lineRule="auto"/>
+        <w:outlineLvl w:val="0"/>
+        <w:rPr>
+          <w:rFonts w:ascii="Arial" w:eastAsia="Times New Roman" w:hAnsi="Arial" w:cs="Arial"/>
+          <w:b/>
+          <w:bCs/>
+          <w:kern w:val="36"/>
+          <w:sz w:val="48"/>
+          <w:szCs w:val="48"/>
+          <w:lang w:eastAsia="pt-BR"/>
+        </w:rPr>
+      </w:pPr>
+    </w:p>
+    <w:p>
+      <w:pPr>
+        <w:spacing w:before="100" w:beforeAutospacing="1" w:after="100" w:afterAutospacing="1" w:line="240" w:lineRule="auto"/>
+        <w:outlineLvl w:val="0"/>
+        <w:rPr>
+          <w:rFonts w:ascii="Arial" w:eastAsia="Times New Roman" w:hAnsi="Arial" w:cs="Arial"/>
+          <w:b/>
+          <w:bCs/>
+          <w:kern w:val="36"/>
+          <w:sz w:val="48"/>
+          <w:szCs w:val="48"/>
+          <w:lang w:eastAsia="pt-BR"/>
+        </w:rPr>
+      </w:pPr>
+    </w:p>
+    <w:p>
+      <w:pPr>
+        <w:spacing w:before="100" w:beforeAutospacing="1" w:after="100" w:afterAutospacing="1" w:line="240" w:lineRule="auto"/>
+        <w:outlineLvl w:val="0"/>
+        <w:rPr>
+          <w:rFonts w:ascii="Arial" w:eastAsia="Times New Roman" w:hAnsi="Arial" w:cs="Arial"/>
+          <w:b/>
+          <w:bCs/>
+          <w:kern w:val="36"/>
+          <w:sz w:val="48"/>
+          <w:szCs w:val="48"/>
+          <w:lang w:eastAsia="pt-BR"/>
+        </w:rPr>
+      </w:pPr>
+    </w:p>
+    <w:p>
+      <w:pPr>
+        <w:spacing w:before="100" w:beforeAutospacing="1" w:after="100" w:afterAutospacing="1" w:line="240" w:lineRule="auto"/>
+        <w:outlineLvl w:val="0"/>
+        <w:rPr>
+          <w:rFonts w:ascii="Arial" w:eastAsia="Times New Roman" w:hAnsi="Arial" w:cs="Arial"/>
+          <w:b/>
+          <w:bCs/>
+          <w:kern w:val="36"/>
+          <w:sz w:val="48"/>
+          <w:szCs w:val="48"/>
+          <w:lang w:eastAsia="pt-BR"/>
+        </w:rPr>
+      </w:pPr>
+    </w:p>
+    <w:p>
+      <w:pPr>
+        <w:spacing w:before="100" w:beforeAutospacing="1" w:after="100" w:afterAutospacing="1" w:line="240" w:lineRule="auto"/>
+        <w:outlineLvl w:val="0"/>
+        <w:rPr>
+          <w:rFonts w:ascii="Arial" w:eastAsia="Times New Roman" w:hAnsi="Arial" w:cs="Arial"/>
+          <w:b/>
+          <w:bCs/>
+          <w:kern w:val="36"/>
+          <w:sz w:val="48"/>
+          <w:szCs w:val="48"/>
+          <w:lang w:eastAsia="pt-BR"/>
+        </w:rPr>
+      </w:pPr>
+    </w:p>
+    <w:p>
+      <w:pPr>
+        <w:spacing w:before="100" w:beforeAutospacing="1" w:after="100" w:afterAutospacing="1" w:line="240" w:lineRule="auto"/>
+        <w:outlineLvl w:val="0"/>
+        <w:rPr>
+          <w:rFonts w:ascii="Arial" w:eastAsia="Times New Roman" w:hAnsi="Arial" w:cs="Arial"/>
+          <w:b/>
+          <w:bCs/>
+          <w:kern w:val="36"/>
+          <w:sz w:val="48"/>
+          <w:szCs w:val="48"/>
+          <w:lang w:eastAsia="pt-BR"/>
+        </w:rPr>
+      </w:pPr>
+    </w:p>
+    <w:p>
+      <w:pPr>
+        <w:spacing w:before="100" w:beforeAutospacing="1" w:after="100" w:afterAutospacing="1" w:line="240" w:lineRule="auto"/>
+        <w:outlineLvl w:val="0"/>
+        <w:rPr>
+          <w:rFonts w:ascii="Arial" w:eastAsia="Times New Roman" w:hAnsi="Arial" w:cs="Arial"/>
+          <w:b/>
+          <w:bCs/>
+          <w:kern w:val="36"/>
+          <w:sz w:val="48"/>
+          <w:szCs w:val="48"/>
+          <w:lang w:eastAsia="pt-BR"/>
+        </w:rPr>
+      </w:pPr>
+    </w:p>
+    <w:p>
+      <w:pPr>
+        <w:spacing w:before="100" w:beforeAutospacing="1" w:after="100" w:afterAutospacing="1" w:line="240" w:lineRule="auto"/>
+        <w:outlineLvl w:val="0"/>
+        <w:rPr>
+          <w:rFonts w:ascii="Arial" w:eastAsia="Times New Roman" w:hAnsi="Arial" w:cs="Arial"/>
+          <w:b/>
+          <w:bCs/>
+          <w:kern w:val="36"/>
+          <w:sz w:val="48"/>
+          <w:szCs w:val="48"/>
+          <w:lang w:eastAsia="pt-BR"/>
+        </w:rPr>
+      </w:pPr>
+    </w:p>
+    <w:p>
+      <w:pPr>
+        <w:spacing w:before="100" w:beforeAutospacing="1" w:after="100" w:afterAutospacing="1" w:line="240" w:lineRule="auto"/>
+        <w:outlineLvl w:val="0"/>
+        <w:rPr>
+          <w:rFonts w:ascii="Arial" w:eastAsia="Times New Roman" w:hAnsi="Arial" w:cs="Arial"/>
+          <w:b/>
+          <w:bCs/>
+          <w:kern w:val="36"/>
+          <w:sz w:val="48"/>
+          <w:szCs w:val="48"/>
+          <w:lang w:eastAsia="pt-BR"/>
+        </w:rPr>
+      </w:pPr>
+    </w:p>
+    <w:p>
+      <w:pPr>
+        <w:spacing w:before="100" w:beforeAutospacing="1" w:after="100" w:afterAutospacing="1" w:line="240" w:lineRule="auto"/>
+        <w:outlineLvl w:val="0"/>
+        <w:rPr>
+          <w:rFonts w:ascii="Arial" w:eastAsia="Times New Roman" w:hAnsi="Arial" w:cs="Arial"/>
+          <w:b/>
+          <w:bCs/>
+          <w:kern w:val="36"/>
+          <w:sz w:val="48"/>
+          <w:szCs w:val="48"/>
+          <w:lang w:eastAsia="pt-BR"/>
+        </w:rPr>
+      </w:pPr>
+    </w:p>
+    <w:p>
+      <w:pPr>
+        <w:spacing w:before="100" w:beforeAutospacing="1" w:after="100" w:afterAutospacing="1" w:line="240" w:lineRule="auto"/>
+        <w:outlineLvl w:val="0"/>
+        <w:rPr>
+          <w:rFonts w:ascii="Arial" w:eastAsia="Times New Roman" w:hAnsi="Arial" w:cs="Arial"/>
+          <w:b/>
+          <w:bCs/>
+          <w:kern w:val="36"/>
+          <w:sz w:val="48"/>
+          <w:szCs w:val="48"/>
+          <w:lang w:eastAsia="pt-BR"/>
+        </w:rPr>
+      </w:pPr>
       <w:r>
         <w:rPr>
           <w:rFonts w:ascii="Arial" w:eastAsia="Times New Roman" w:hAnsi="Arial" w:cs="Arial"/>
@@ -3854,6 +3947,7 @@
           <w:szCs w:val="24"/>
           <w:lang w:eastAsia="pt-BR"/>
         </w:rPr>
+        <w:lastRenderedPageBreak/>
         <w:t>A arquitetura lógica baseia-se em:</w:t>
       </w:r>
     </w:p>
@@ -3902,7 +3996,6 @@
           <w:szCs w:val="24"/>
           <w:lang w:eastAsia="pt-BR"/>
         </w:rPr>
-        <w:lastRenderedPageBreak/>
         <w:t>Iteração sobre valores numéricos individuais;</w:t>
       </w:r>
     </w:p>
@@ -4399,6 +4492,7 @@
           <w:szCs w:val="24"/>
           <w:lang w:eastAsia="pt-BR"/>
         </w:rPr>
+        <w:lastRenderedPageBreak/>
         <w:t>Exemplo de conversão do caractere “A”:</w:t>
       </w:r>
     </w:p>
@@ -4423,7 +4517,6 @@
           <w:szCs w:val="24"/>
           <w:lang w:eastAsia="pt-BR"/>
         </w:rPr>
-        <w:lastRenderedPageBreak/>
         <w:t>Decimal: 65</w:t>
       </w:r>
     </w:p>
@@ -4788,6 +4881,7 @@
           <w:szCs w:val="24"/>
           <w:lang w:eastAsia="pt-BR"/>
         </w:rPr>
+        <w:lastRenderedPageBreak/>
         <w:t>Eficiência computacional;</w:t>
       </w:r>
     </w:p>
@@ -4832,7 +4926,6 @@
           <w:szCs w:val="24"/>
           <w:lang w:eastAsia="pt-BR"/>
         </w:rPr>
-        <w:lastRenderedPageBreak/>
         <w:t>Recomenda-se, para trabalhos futuros:</w:t>
       </w:r>
     </w:p>
